--- a/docs/Lyra-SDR-Install-Guide.docx
+++ b/docs/Lyra-SDR-Install-Guide.docx
@@ -4,101 +4,127 @@
   <w:body>
     <w:p>
       <w:pPr>
-        <w:spacing w:after="80"/>
-        <w:jc w:val="center"/>
+        <w:spacing w:after="200"/>
+        <w:jc w:val="left"/>
       </w:pPr>
       <w:r>
         <w:rPr>
           <w:rFonts w:ascii="Arial" w:cs="Arial" w:eastAsia="Arial" w:hAnsi="Arial"/>
           <w:b/>
           <w:bCs/>
-          <w:sz w:val="40"/>
-          <w:szCs w:val="40"/>
+          <w:sz w:val="44"/>
+          <w:szCs w:val="44"/>
         </w:rPr>
         <w:t xml:space="preserve">Lyra-SDR — Install Guide for Windows</w:t>
       </w:r>
     </w:p>
     <w:p>
       <w:pPr>
-        <w:spacing w:after="40"/>
-        <w:jc w:val="center"/>
-      </w:pPr>
-      <w:r>
-        <w:rPr>
-          <w:rFonts w:ascii="Arial" w:cs="Arial" w:eastAsia="Arial" w:hAnsi="Arial"/>
-          <w:i/>
-          <w:iCs/>
-          <w:sz w:val="22"/>
-          <w:szCs w:val="22"/>
-        </w:rPr>
-        <w:t xml:space="preserve">Qt6 / PySide6 desktop SDR transceiver for the Hermes Lite 2 / 2+</w:t>
-      </w:r>
-    </w:p>
-    <w:p>
-      <w:pPr>
-        <w:spacing w:after="320"/>
-        <w:jc w:val="center"/>
-      </w:pPr>
-      <w:r>
-        <w:rPr>
-          <w:rFonts w:ascii="Arial" w:cs="Arial" w:eastAsia="Arial" w:hAnsi="Arial"/>
-          <w:sz w:val="18"/>
-          <w:szCs w:val="18"/>
+        <w:spacing w:after="120"/>
+      </w:pPr>
+      <w:r>
+        <w:rPr>
+          <w:rFonts w:ascii="Arial" w:cs="Arial" w:eastAsia="Arial" w:hAnsi="Arial"/>
+          <w:sz w:val="22"/>
+          <w:szCs w:val="22"/>
+        </w:rPr>
+        <w:t xml:space="preserve">A Qt6/PySide6 desktop SDR transceiver for the Hermes Lite 2 / 2+.</w:t>
+      </w:r>
+    </w:p>
+    <w:p>
+      <w:pPr>
+        <w:spacing w:after="120"/>
+      </w:pPr>
+      <w:r>
+        <w:rPr>
+          <w:rFonts w:ascii="Arial" w:cs="Arial" w:eastAsia="Arial" w:hAnsi="Arial"/>
+          <w:sz w:val="22"/>
+          <w:szCs w:val="22"/>
         </w:rPr>
         <w:t xml:space="preserve">Repo: </w:t>
       </w:r>
-      <w:hyperlink w:history="1" r:id="rIdg7yxu9n0mpzyplpxbhrar">
+      <w:hyperlink w:history="1" r:id="rId4abgwbohsba7na9b315jl">
         <w:r>
           <w:rPr>
+            <w:rStyle w:val="Hyperlink"/>
             <w:rFonts w:ascii="Arial" w:cs="Arial" w:eastAsia="Arial" w:hAnsi="Arial"/>
-            <w:color w:val="0563C1"/>
-            <w:sz w:val="18"/>
-            <w:szCs w:val="18"/>
-            <w:u w:val="single"/>
+            <w:sz w:val="22"/>
+            <w:szCs w:val="22"/>
           </w:rPr>
-          <w:t xml:space="preserve">github.com/N8SDR1/Lyra-SDR</w:t>
+          <w:t xml:space="preserve">https://github.com/N8SDR1/Lyra-SDR</w:t>
         </w:r>
       </w:hyperlink>
-      <w:r>
-        <w:rPr>
-          <w:rFonts w:ascii="Arial" w:cs="Arial" w:eastAsia="Arial" w:hAnsi="Arial"/>
-          <w:sz w:val="18"/>
-          <w:szCs w:val="18"/>
-        </w:rPr>
-        <w:t xml:space="preserve">   •   License: MIT   •   Author: Rick Langford (N8SDR)</w:t>
-      </w:r>
-    </w:p>
-    <w:p>
-      <w:pPr>
-        <w:spacing w:after="200"/>
-      </w:pPr>
-      <w:r>
-        <w:rPr>
-          <w:rFonts w:ascii="Arial" w:cs="Arial" w:eastAsia="Arial" w:hAnsi="Arial"/>
-        </w:rPr>
-        <w:t xml:space="preserve">This guide is written for "I have Windows and I sort of know what a terminal is" — not for Python developers. If you can copy and paste, you can install Lyra.</w:t>
-      </w:r>
-    </w:p>
-    <w:p>
-      <w:pPr>
-        <w:pStyle w:val="Heading1"/>
-        <w:spacing w:after="140" w:before="280"/>
+    </w:p>
+    <w:p>
+      <w:pPr>
+        <w:spacing w:after="120"/>
+      </w:pPr>
+      <w:r>
+        <w:rPr>
+          <w:rFonts w:ascii="Arial" w:cs="Arial" w:eastAsia="Arial" w:hAnsi="Arial"/>
+          <w:sz w:val="22"/>
+          <w:szCs w:val="22"/>
+        </w:rPr>
+        <w:t xml:space="preserve">License: MIT</w:t>
+      </w:r>
+    </w:p>
+    <w:p>
+      <w:pPr>
+        <w:spacing w:after="120"/>
+      </w:pPr>
+      <w:r>
+        <w:rPr>
+          <w:rFonts w:ascii="Arial" w:cs="Arial" w:eastAsia="Arial" w:hAnsi="Arial"/>
+          <w:sz w:val="22"/>
+          <w:szCs w:val="22"/>
+        </w:rPr>
+        <w:t xml:space="preserve">Author: Rick Langford (N8SDR)</w:t>
+      </w:r>
+    </w:p>
+    <w:p>
+      <w:pPr>
+        <w:spacing w:after="120"/>
+      </w:pPr>
+      <w:r>
+        <w:rPr>
+          <w:rFonts w:ascii="Arial" w:cs="Arial" w:eastAsia="Arial" w:hAnsi="Arial"/>
+          <w:sz w:val="22"/>
+          <w:szCs w:val="22"/>
+        </w:rPr>
+        <w:t xml:space="preserve">This guide is written for “I have Windows and I sort of know what a terminal is” — not for Python developers. If you can copy and paste, you can install Lyra.</w:t>
+      </w:r>
+    </w:p>
+    <w:p>
+      <w:pPr>
+        <w:pBdr>
+          <w:bottom w:val="single" w:color="BFBFBF" w:sz="6" w:space="1"/>
+        </w:pBdr>
+        <w:spacing w:after="120" w:before="120"/>
+      </w:pPr>
+      <w:r>
+        <w:t xml:space="preserve"/>
+      </w:r>
+    </w:p>
+    <w:p>
+      <w:pPr>
+        <w:pStyle w:val="Heading2"/>
+        <w:spacing w:after="140" w:before="220"/>
       </w:pPr>
       <w:r>
         <w:rPr>
           <w:rFonts w:ascii="Arial" w:cs="Arial" w:eastAsia="Arial" w:hAnsi="Arial"/>
           <w:b/>
           <w:bCs/>
-          <w:sz w:val="32"/>
-          <w:szCs w:val="32"/>
+          <w:sz w:val="30"/>
+          <w:szCs w:val="30"/>
         </w:rPr>
         <w:t xml:space="preserve">Prerequisites (one-time setup)</w:t>
       </w:r>
     </w:p>
     <w:p>
       <w:pPr>
-        <w:pStyle w:val="Heading2"/>
-        <w:spacing w:after="100" w:before="220"/>
+        <w:pStyle w:val="Heading3"/>
+        <w:spacing w:after="100" w:before="180"/>
       </w:pPr>
       <w:r>
         <w:rPr>
@@ -118,14 +144,27 @@
           <w:ilvl w:val="0"/>
           <w:numId w:val="2"/>
         </w:numPr>
-        <w:spacing w:after="60"/>
-      </w:pPr>
-      <w:r>
-        <w:rPr>
-          <w:rFonts w:ascii="Arial" w:cs="Arial" w:eastAsia="Arial" w:hAnsi="Arial"/>
-        </w:rPr>
-        <w:t xml:space="preserve">Download from https://www.python.org/downloads/</w:t>
-      </w:r>
+        <w:spacing w:after="80"/>
+      </w:pPr>
+      <w:r>
+        <w:rPr>
+          <w:rFonts w:ascii="Arial" w:cs="Arial" w:eastAsia="Arial" w:hAnsi="Arial"/>
+          <w:sz w:val="22"/>
+          <w:szCs w:val="22"/>
+        </w:rPr>
+        <w:t xml:space="preserve">Download from </w:t>
+      </w:r>
+      <w:hyperlink w:history="1" r:id="rIdauxgarffli7n7wxw_wqoy">
+        <w:r>
+          <w:rPr>
+            <w:rStyle w:val="Hyperlink"/>
+            <w:rFonts w:ascii="Arial" w:cs="Arial" w:eastAsia="Arial" w:hAnsi="Arial"/>
+            <w:sz w:val="22"/>
+            <w:szCs w:val="22"/>
+          </w:rPr>
+          <w:t xml:space="preserve">https://www.python.org/downloads/</w:t>
+        </w:r>
+      </w:hyperlink>
     </w:p>
     <w:p>
       <w:pPr>
@@ -134,11 +173,13 @@
           <w:ilvl w:val="0"/>
           <w:numId w:val="2"/>
         </w:numPr>
-        <w:spacing w:after="60"/>
-      </w:pPr>
-      <w:r>
-        <w:rPr>
-          <w:rFonts w:ascii="Arial" w:cs="Arial" w:eastAsia="Arial" w:hAnsi="Arial"/>
+        <w:spacing w:after="80"/>
+      </w:pPr>
+      <w:r>
+        <w:rPr>
+          <w:rFonts w:ascii="Arial" w:cs="Arial" w:eastAsia="Arial" w:hAnsi="Arial"/>
+          <w:sz w:val="22"/>
+          <w:szCs w:val="22"/>
         </w:rPr>
         <w:t xml:space="preserve">Run the installer.</w:t>
       </w:r>
@@ -150,22 +191,25 @@
           <w:ilvl w:val="0"/>
           <w:numId w:val="2"/>
         </w:numPr>
-        <w:spacing w:after="60"/>
+        <w:spacing w:after="80"/>
       </w:pPr>
       <w:r>
         <w:rPr>
           <w:rFonts w:ascii="Arial" w:cs="Arial" w:eastAsia="Arial" w:hAnsi="Arial"/>
           <w:b/>
           <w:bCs/>
-          <w:color w:val="C00000"/>
-        </w:rPr>
-        <w:t xml:space="preserve">CRITICAL: </w:t>
-      </w:r>
-      <w:r>
-        <w:rPr>
-          <w:rFonts w:ascii="Arial" w:cs="Arial" w:eastAsia="Arial" w:hAnsi="Arial"/>
-        </w:rPr>
-        <w:t xml:space="preserve">Check the box "Add python.exe to PATH" before clicking Install. If you miss this, every command below will fail. You can re-run the installer if needed.</w:t>
+          <w:sz w:val="22"/>
+          <w:szCs w:val="22"/>
+        </w:rPr>
+        <w:t xml:space="preserve">CRITICAL: Check the box “Add python.exe to PATH” before clicking Install. </w:t>
+      </w:r>
+      <w:r>
+        <w:rPr>
+          <w:rFonts w:ascii="Arial" w:cs="Arial" w:eastAsia="Arial" w:hAnsi="Arial"/>
+          <w:sz w:val="22"/>
+          <w:szCs w:val="22"/>
+        </w:rPr>
+        <w:t xml:space="preserve">If you miss this, every command below fails. You can re-run the installer if needed.</w:t>
       </w:r>
     </w:p>
     <w:p>
@@ -175,18 +219,20 @@
           <w:ilvl w:val="0"/>
           <w:numId w:val="2"/>
         </w:numPr>
-        <w:spacing w:after="60"/>
-      </w:pPr>
-      <w:r>
-        <w:rPr>
-          <w:rFonts w:ascii="Arial" w:cs="Arial" w:eastAsia="Arial" w:hAnsi="Arial"/>
-        </w:rPr>
-        <w:t xml:space="preserve">Verify: open Command Prompt (press Windows key, type "cmd", Enter), and type:</w:t>
-      </w:r>
-    </w:p>
-    <w:p>
-      <w:pPr>
-        <w:shd w:fill="F2F2F2" w:val="clear"/>
+        <w:spacing w:after="80"/>
+      </w:pPr>
+      <w:r>
+        <w:rPr>
+          <w:rFonts w:ascii="Arial" w:cs="Arial" w:eastAsia="Arial" w:hAnsi="Arial"/>
+          <w:sz w:val="22"/>
+          <w:szCs w:val="22"/>
+        </w:rPr>
+        <w:t xml:space="preserve">Verify: open Command Prompt (press Windows key, type “cmd”, Enter), and type:</w:t>
+      </w:r>
+    </w:p>
+    <w:p>
+      <w:pPr>
+        <w:shd w:fill="F2F2F2" w:color="auto" w:val="clear"/>
         <w:spacing w:after="60" w:before="60"/>
         <w:ind w:left="360"/>
       </w:pPr>
@@ -201,19 +247,21 @@
     </w:p>
     <w:p>
       <w:pPr>
-        <w:spacing w:after="200"/>
-      </w:pPr>
-      <w:r>
-        <w:rPr>
-          <w:rFonts w:ascii="Arial" w:cs="Arial" w:eastAsia="Arial" w:hAnsi="Arial"/>
-        </w:rPr>
-        <w:t xml:space="preserve">You should see something like "Python 3.11.x" or higher.</w:t>
-      </w:r>
-    </w:p>
-    <w:p>
-      <w:pPr>
-        <w:pStyle w:val="Heading2"/>
-        <w:spacing w:after="100" w:before="220"/>
+        <w:spacing w:after="120"/>
+      </w:pPr>
+      <w:r>
+        <w:rPr>
+          <w:rFonts w:ascii="Arial" w:cs="Arial" w:eastAsia="Arial" w:hAnsi="Arial"/>
+          <w:sz w:val="22"/>
+          <w:szCs w:val="22"/>
+        </w:rPr>
+        <w:t xml:space="preserve">You should see something like “Python 3.11.x” or higher.</w:t>
+      </w:r>
+    </w:p>
+    <w:p>
+      <w:pPr>
+        <w:pStyle w:val="Heading3"/>
+        <w:spacing w:after="100" w:before="180"/>
       </w:pPr>
       <w:r>
         <w:rPr>
@@ -233,14 +281,27 @@
           <w:ilvl w:val="0"/>
           <w:numId w:val="2"/>
         </w:numPr>
-        <w:spacing w:after="60"/>
-      </w:pPr>
-      <w:r>
-        <w:rPr>
-          <w:rFonts w:ascii="Arial" w:cs="Arial" w:eastAsia="Arial" w:hAnsi="Arial"/>
-        </w:rPr>
-        <w:t xml:space="preserve">Download from https://git-scm.com/download/win</w:t>
-      </w:r>
+        <w:spacing w:after="80"/>
+      </w:pPr>
+      <w:r>
+        <w:rPr>
+          <w:rFonts w:ascii="Arial" w:cs="Arial" w:eastAsia="Arial" w:hAnsi="Arial"/>
+          <w:sz w:val="22"/>
+          <w:szCs w:val="22"/>
+        </w:rPr>
+        <w:t xml:space="preserve">Download from </w:t>
+      </w:r>
+      <w:hyperlink w:history="1" r:id="rIdq9fjot4pethlrlznj1gms">
+        <w:r>
+          <w:rPr>
+            <w:rStyle w:val="Hyperlink"/>
+            <w:rFonts w:ascii="Arial" w:cs="Arial" w:eastAsia="Arial" w:hAnsi="Arial"/>
+            <w:sz w:val="22"/>
+            <w:szCs w:val="22"/>
+          </w:rPr>
+          <w:t xml:space="preserve">https://git-scm.com/download/win</w:t>
+        </w:r>
+      </w:hyperlink>
     </w:p>
     <w:p>
       <w:pPr>
@@ -249,11 +310,13 @@
           <w:ilvl w:val="0"/>
           <w:numId w:val="2"/>
         </w:numPr>
-        <w:spacing w:after="60"/>
-      </w:pPr>
-      <w:r>
-        <w:rPr>
-          <w:rFonts w:ascii="Arial" w:cs="Arial" w:eastAsia="Arial" w:hAnsi="Arial"/>
+        <w:spacing w:after="80"/>
+      </w:pPr>
+      <w:r>
+        <w:rPr>
+          <w:rFonts w:ascii="Arial" w:cs="Arial" w:eastAsia="Arial" w:hAnsi="Arial"/>
+          <w:sz w:val="22"/>
+          <w:szCs w:val="22"/>
         </w:rPr>
         <w:t xml:space="preserve">Run the installer with all defaults.</w:t>
       </w:r>
@@ -265,18 +328,20 @@
           <w:ilvl w:val="0"/>
           <w:numId w:val="2"/>
         </w:numPr>
-        <w:spacing w:after="60"/>
-      </w:pPr>
-      <w:r>
-        <w:rPr>
-          <w:rFonts w:ascii="Arial" w:cs="Arial" w:eastAsia="Arial" w:hAnsi="Arial"/>
+        <w:spacing w:after="80"/>
+      </w:pPr>
+      <w:r>
+        <w:rPr>
+          <w:rFonts w:ascii="Arial" w:cs="Arial" w:eastAsia="Arial" w:hAnsi="Arial"/>
+          <w:sz w:val="22"/>
+          <w:szCs w:val="22"/>
         </w:rPr>
         <w:t xml:space="preserve">Verify: in Command Prompt:</w:t>
       </w:r>
     </w:p>
     <w:p>
       <w:pPr>
-        <w:shd w:fill="F2F2F2" w:val="clear"/>
+        <w:shd w:fill="F2F2F2" w:color="auto" w:val="clear"/>
         <w:spacing w:after="60" w:before="60"/>
         <w:ind w:left="360"/>
       </w:pPr>
@@ -291,46 +356,61 @@
     </w:p>
     <w:p>
       <w:pPr>
-        <w:spacing w:after="100"/>
-      </w:pPr>
-      <w:r>
-        <w:rPr>
-          <w:rFonts w:ascii="Arial" w:cs="Arial" w:eastAsia="Arial" w:hAnsi="Arial"/>
+        <w:spacing w:after="120"/>
+      </w:pPr>
+      <w:r>
+        <w:rPr>
+          <w:rFonts w:ascii="Arial" w:cs="Arial" w:eastAsia="Arial" w:hAnsi="Arial"/>
+          <w:sz w:val="22"/>
+          <w:szCs w:val="22"/>
         </w:rPr>
         <w:t xml:space="preserve">Should print a version.</w:t>
       </w:r>
     </w:p>
     <w:p>
       <w:pPr>
-        <w:spacing w:after="200"/>
-      </w:pPr>
-      <w:r>
-        <w:rPr>
-          <w:rFonts w:ascii="Arial" w:cs="Arial" w:eastAsia="Arial" w:hAnsi="Arial"/>
-        </w:rPr>
-        <w:t xml:space="preserve">You can skip Git if you would rather download a zip file — see Option B in the next section.</w:t>
-      </w:r>
-    </w:p>
-    <w:p>
-      <w:pPr>
-        <w:pStyle w:val="Heading1"/>
-        <w:spacing w:after="140" w:before="280"/>
+        <w:spacing w:after="120"/>
+      </w:pPr>
+      <w:r>
+        <w:rPr>
+          <w:rFonts w:ascii="Arial" w:cs="Arial" w:eastAsia="Arial" w:hAnsi="Arial"/>
+          <w:sz w:val="22"/>
+          <w:szCs w:val="22"/>
+        </w:rPr>
+        <w:t xml:space="preserve">You can skip Git if you’d rather download a zip file — see Option B in the next section.</w:t>
+      </w:r>
+    </w:p>
+    <w:p>
+      <w:pPr>
+        <w:pBdr>
+          <w:bottom w:val="single" w:color="BFBFBF" w:sz="6" w:space="1"/>
+        </w:pBdr>
+        <w:spacing w:after="120" w:before="120"/>
+      </w:pPr>
+      <w:r>
+        <w:t xml:space="preserve"/>
+      </w:r>
+    </w:p>
+    <w:p>
+      <w:pPr>
+        <w:pStyle w:val="Heading2"/>
+        <w:spacing w:after="140" w:before="220"/>
       </w:pPr>
       <w:r>
         <w:rPr>
           <w:rFonts w:ascii="Arial" w:cs="Arial" w:eastAsia="Arial" w:hAnsi="Arial"/>
           <w:b/>
           <w:bCs/>
-          <w:sz w:val="32"/>
-          <w:szCs w:val="32"/>
+          <w:sz w:val="30"/>
+          <w:szCs w:val="30"/>
         </w:rPr>
         <w:t xml:space="preserve">Get the code (one-time)</w:t>
       </w:r>
     </w:p>
     <w:p>
       <w:pPr>
-        <w:pStyle w:val="Heading2"/>
-        <w:spacing w:after="100" w:before="220"/>
+        <w:pStyle w:val="Heading3"/>
+        <w:spacing w:after="100" w:before="180"/>
       </w:pPr>
       <w:r>
         <w:rPr>
@@ -345,18 +425,20 @@
     </w:p>
     <w:p>
       <w:pPr>
-        <w:spacing w:after="80"/>
-      </w:pPr>
-      <w:r>
-        <w:rPr>
-          <w:rFonts w:ascii="Arial" w:cs="Arial" w:eastAsia="Arial" w:hAnsi="Arial"/>
+        <w:spacing w:after="120"/>
+      </w:pPr>
+      <w:r>
+        <w:rPr>
+          <w:rFonts w:ascii="Arial" w:cs="Arial" w:eastAsia="Arial" w:hAnsi="Arial"/>
+          <w:sz w:val="22"/>
+          <w:szCs w:val="22"/>
         </w:rPr>
         <w:t xml:space="preserve">In Command Prompt:</w:t>
       </w:r>
     </w:p>
     <w:p>
       <w:pPr>
-        <w:shd w:fill="F2F2F2" w:val="clear"/>
+        <w:shd w:fill="F2F2F2" w:color="auto" w:val="clear"/>
         <w:spacing w:after="60" w:before="60"/>
         <w:ind w:left="360"/>
       </w:pPr>
@@ -371,7 +453,7 @@
     </w:p>
     <w:p>
       <w:pPr>
-        <w:shd w:fill="F2F2F2" w:val="clear"/>
+        <w:shd w:fill="F2F2F2" w:color="auto" w:val="clear"/>
         <w:spacing w:after="60" w:before="60"/>
         <w:ind w:left="360"/>
       </w:pPr>
@@ -386,7 +468,7 @@
     </w:p>
     <w:p>
       <w:pPr>
-        <w:shd w:fill="F2F2F2" w:val="clear"/>
+        <w:shd w:fill="F2F2F2" w:color="auto" w:val="clear"/>
         <w:spacing w:after="60" w:before="60"/>
         <w:ind w:left="360"/>
       </w:pPr>
@@ -401,19 +483,21 @@
     </w:p>
     <w:p>
       <w:pPr>
-        <w:spacing w:after="200"/>
-      </w:pPr>
-      <w:r>
-        <w:rPr>
-          <w:rFonts w:ascii="Arial" w:cs="Arial" w:eastAsia="Arial" w:hAnsi="Arial"/>
+        <w:spacing w:after="120"/>
+      </w:pPr>
+      <w:r>
+        <w:rPr>
+          <w:rFonts w:ascii="Arial" w:cs="Arial" w:eastAsia="Arial" w:hAnsi="Arial"/>
+          <w:sz w:val="22"/>
+          <w:szCs w:val="22"/>
         </w:rPr>
         <w:t xml:space="preserve">This drops the project at C:\Users\&lt;you&gt;\Documents\Lyra-SDR\.</w:t>
       </w:r>
     </w:p>
     <w:p>
       <w:pPr>
-        <w:pStyle w:val="Heading2"/>
-        <w:spacing w:after="100" w:before="220"/>
+        <w:pStyle w:val="Heading3"/>
+        <w:spacing w:after="100" w:before="180"/>
       </w:pPr>
       <w:r>
         <w:rPr>
@@ -433,14 +517,27 @@
           <w:ilvl w:val="0"/>
           <w:numId w:val="3"/>
         </w:numPr>
-        <w:spacing w:after="60"/>
-      </w:pPr>
-      <w:r>
-        <w:rPr>
-          <w:rFonts w:ascii="Arial" w:cs="Arial" w:eastAsia="Arial" w:hAnsi="Arial"/>
-        </w:rPr>
-        <w:t xml:space="preserve">Visit https://github.com/N8SDR1/Lyra-SDR</w:t>
-      </w:r>
+        <w:spacing w:after="80"/>
+      </w:pPr>
+      <w:r>
+        <w:rPr>
+          <w:rFonts w:ascii="Arial" w:cs="Arial" w:eastAsia="Arial" w:hAnsi="Arial"/>
+          <w:sz w:val="22"/>
+          <w:szCs w:val="22"/>
+        </w:rPr>
+        <w:t xml:space="preserve">Visit </w:t>
+      </w:r>
+      <w:hyperlink w:history="1" r:id="rIdnwmiuy3ew3clbbnlndrbq">
+        <w:r>
+          <w:rPr>
+            <w:rStyle w:val="Hyperlink"/>
+            <w:rFonts w:ascii="Arial" w:cs="Arial" w:eastAsia="Arial" w:hAnsi="Arial"/>
+            <w:sz w:val="22"/>
+            <w:szCs w:val="22"/>
+          </w:rPr>
+          <w:t xml:space="preserve">https://github.com/N8SDR1/Lyra-SDR</w:t>
+        </w:r>
+      </w:hyperlink>
     </w:p>
     <w:p>
       <w:pPr>
@@ -449,13 +546,15 @@
           <w:ilvl w:val="0"/>
           <w:numId w:val="3"/>
         </w:numPr>
-        <w:spacing w:after="60"/>
-      </w:pPr>
-      <w:r>
-        <w:rPr>
-          <w:rFonts w:ascii="Arial" w:cs="Arial" w:eastAsia="Arial" w:hAnsi="Arial"/>
-        </w:rPr>
-        <w:t xml:space="preserve">Click the green "&lt;&gt; Code" button, then "Download ZIP".</w:t>
+        <w:spacing w:after="80"/>
+      </w:pPr>
+      <w:r>
+        <w:rPr>
+          <w:rFonts w:ascii="Arial" w:cs="Arial" w:eastAsia="Arial" w:hAnsi="Arial"/>
+          <w:sz w:val="22"/>
+          <w:szCs w:val="22"/>
+        </w:rPr>
+        <w:t xml:space="preserve">Click the green “&lt;&gt; Code” button, then “Download ZIP”.</w:t>
       </w:r>
     </w:p>
     <w:p>
@@ -465,11 +564,13 @@
           <w:ilvl w:val="0"/>
           <w:numId w:val="3"/>
         </w:numPr>
-        <w:spacing w:after="60"/>
-      </w:pPr>
-      <w:r>
-        <w:rPr>
-          <w:rFonts w:ascii="Arial" w:cs="Arial" w:eastAsia="Arial" w:hAnsi="Arial"/>
+        <w:spacing w:after="80"/>
+      </w:pPr>
+      <w:r>
+        <w:rPr>
+          <w:rFonts w:ascii="Arial" w:cs="Arial" w:eastAsia="Arial" w:hAnsi="Arial"/>
+          <w:sz w:val="22"/>
+          <w:szCs w:val="22"/>
         </w:rPr>
         <w:t xml:space="preserve">Unzip to C:\Users\&lt;you&gt;\Documents\Lyra-SDR\.</w:t>
       </w:r>
@@ -481,45 +582,60 @@
           <w:ilvl w:val="0"/>
           <w:numId w:val="3"/>
         </w:numPr>
-        <w:spacing w:after="60"/>
-      </w:pPr>
-      <w:r>
-        <w:rPr>
-          <w:rFonts w:ascii="Arial" w:cs="Arial" w:eastAsia="Arial" w:hAnsi="Arial"/>
+        <w:spacing w:after="80"/>
+      </w:pPr>
+      <w:r>
+        <w:rPr>
+          <w:rFonts w:ascii="Arial" w:cs="Arial" w:eastAsia="Arial" w:hAnsi="Arial"/>
+          <w:sz w:val="22"/>
+          <w:szCs w:val="22"/>
         </w:rPr>
         <w:t xml:space="preserve">Open Command Prompt and cd into that folder.</w:t>
       </w:r>
     </w:p>
     <w:p>
       <w:pPr>
-        <w:pStyle w:val="Heading1"/>
-        <w:spacing w:after="140" w:before="280"/>
+        <w:pBdr>
+          <w:bottom w:val="single" w:color="BFBFBF" w:sz="6" w:space="1"/>
+        </w:pBdr>
+        <w:spacing w:after="120" w:before="120"/>
+      </w:pPr>
+      <w:r>
+        <w:t xml:space="preserve"/>
+      </w:r>
+    </w:p>
+    <w:p>
+      <w:pPr>
+        <w:pStyle w:val="Heading2"/>
+        <w:spacing w:after="140" w:before="220"/>
       </w:pPr>
       <w:r>
         <w:rPr>
           <w:rFonts w:ascii="Arial" w:cs="Arial" w:eastAsia="Arial" w:hAnsi="Arial"/>
           <w:b/>
           <w:bCs/>
-          <w:sz w:val="32"/>
-          <w:szCs w:val="32"/>
+          <w:sz w:val="30"/>
+          <w:szCs w:val="30"/>
         </w:rPr>
         <w:t xml:space="preserve">Install Python dependencies (one-time)</w:t>
       </w:r>
     </w:p>
     <w:p>
       <w:pPr>
-        <w:spacing w:after="80"/>
-      </w:pPr>
-      <w:r>
-        <w:rPr>
-          <w:rFonts w:ascii="Arial" w:cs="Arial" w:eastAsia="Arial" w:hAnsi="Arial"/>
+        <w:spacing w:after="120"/>
+      </w:pPr>
+      <w:r>
+        <w:rPr>
+          <w:rFonts w:ascii="Arial" w:cs="Arial" w:eastAsia="Arial" w:hAnsi="Arial"/>
+          <w:sz w:val="22"/>
+          <w:szCs w:val="22"/>
         </w:rPr>
         <w:t xml:space="preserve">In the Lyra-SDR folder:</w:t>
       </w:r>
     </w:p>
     <w:p>
       <w:pPr>
-        <w:shd w:fill="F2F2F2" w:val="clear"/>
+        <w:shd w:fill="F2F2F2" w:color="auto" w:val="clear"/>
         <w:spacing w:after="60" w:before="60"/>
         <w:ind w:left="360"/>
       </w:pPr>
@@ -534,29 +650,33 @@
     </w:p>
     <w:p>
       <w:pPr>
-        <w:spacing w:after="100"/>
-      </w:pPr>
-      <w:r>
-        <w:rPr>
-          <w:rFonts w:ascii="Arial" w:cs="Arial" w:eastAsia="Arial" w:hAnsi="Arial"/>
+        <w:spacing w:after="120"/>
+      </w:pPr>
+      <w:r>
+        <w:rPr>
+          <w:rFonts w:ascii="Arial" w:cs="Arial" w:eastAsia="Arial" w:hAnsi="Arial"/>
+          <w:sz w:val="22"/>
+          <w:szCs w:val="22"/>
         </w:rPr>
         <w:t xml:space="preserve">This downloads about 150 MB of libraries. Takes a minute or two.</w:t>
       </w:r>
     </w:p>
     <w:p>
       <w:pPr>
-        <w:spacing w:after="80"/>
-      </w:pPr>
-      <w:r>
-        <w:rPr>
-          <w:rFonts w:ascii="Arial" w:cs="Arial" w:eastAsia="Arial" w:hAnsi="Arial"/>
-        </w:rPr>
-        <w:t xml:space="preserve">If you hit "permission denied" errors, try:</w:t>
-      </w:r>
-    </w:p>
-    <w:p>
-      <w:pPr>
-        <w:shd w:fill="F2F2F2" w:val="clear"/>
+        <w:spacing w:after="120"/>
+      </w:pPr>
+      <w:r>
+        <w:rPr>
+          <w:rFonts w:ascii="Arial" w:cs="Arial" w:eastAsia="Arial" w:hAnsi="Arial"/>
+          <w:sz w:val="22"/>
+          <w:szCs w:val="22"/>
+        </w:rPr>
+        <w:t xml:space="preserve">If you hit “permission denied” errors, try:</w:t>
+      </w:r>
+    </w:p>
+    <w:p>
+      <w:pPr>
+        <w:shd w:fill="F2F2F2" w:color="auto" w:val="clear"/>
         <w:spacing w:after="60" w:before="60"/>
         <w:ind w:left="360"/>
       </w:pPr>
@@ -571,18 +691,20 @@
     </w:p>
     <w:p>
       <w:pPr>
-        <w:spacing w:after="80"/>
-      </w:pPr>
-      <w:r>
-        <w:rPr>
-          <w:rFonts w:ascii="Arial" w:cs="Arial" w:eastAsia="Arial" w:hAnsi="Arial"/>
-        </w:rPr>
-        <w:t xml:space="preserve">If "ftd2xx" specifically fails, you can skip it — that package is only needed for USB-BCD external linear amplifier control. Most users do not need it. Run instead:</w:t>
-      </w:r>
-    </w:p>
-    <w:p>
-      <w:pPr>
-        <w:shd w:fill="F2F2F2" w:val="clear"/>
+        <w:spacing w:after="120"/>
+      </w:pPr>
+      <w:r>
+        <w:rPr>
+          <w:rFonts w:ascii="Arial" w:cs="Arial" w:eastAsia="Arial" w:hAnsi="Arial"/>
+          <w:sz w:val="22"/>
+          <w:szCs w:val="22"/>
+        </w:rPr>
+        <w:t xml:space="preserve">If ftd2xx specifically fails, you can skip it — that package is only needed for USB-BCD external linear amplifier control. Most users don’t need it. Run instead:</w:t>
+      </w:r>
+    </w:p>
+    <w:p>
+      <w:pPr>
+        <w:shd w:fill="F2F2F2" w:color="auto" w:val="clear"/>
         <w:spacing w:after="60" w:before="60"/>
         <w:ind w:left="360"/>
       </w:pPr>
@@ -597,23 +719,34 @@
     </w:p>
     <w:p>
       <w:pPr>
-        <w:pStyle w:val="Heading1"/>
-        <w:spacing w:after="140" w:before="280"/>
+        <w:pBdr>
+          <w:bottom w:val="single" w:color="BFBFBF" w:sz="6" w:space="1"/>
+        </w:pBdr>
+        <w:spacing w:after="120" w:before="120"/>
+      </w:pPr>
+      <w:r>
+        <w:t xml:space="preserve"/>
+      </w:r>
+    </w:p>
+    <w:p>
+      <w:pPr>
+        <w:pStyle w:val="Heading2"/>
+        <w:spacing w:after="140" w:before="220"/>
       </w:pPr>
       <w:r>
         <w:rPr>
           <w:rFonts w:ascii="Arial" w:cs="Arial" w:eastAsia="Arial" w:hAnsi="Arial"/>
           <w:b/>
           <w:bCs/>
-          <w:sz w:val="32"/>
-          <w:szCs w:val="32"/>
+          <w:sz w:val="30"/>
+          <w:szCs w:val="30"/>
         </w:rPr>
         <w:t xml:space="preserve">Run Lyra</w:t>
       </w:r>
     </w:p>
     <w:p>
       <w:pPr>
-        <w:shd w:fill="F2F2F2" w:val="clear"/>
+        <w:shd w:fill="F2F2F2" w:color="auto" w:val="clear"/>
         <w:spacing w:after="60" w:before="60"/>
         <w:ind w:left="360"/>
       </w:pPr>
@@ -628,11 +761,13 @@
     </w:p>
     <w:p>
       <w:pPr>
-        <w:spacing w:after="80"/>
-      </w:pPr>
-      <w:r>
-        <w:rPr>
-          <w:rFonts w:ascii="Arial" w:cs="Arial" w:eastAsia="Arial" w:hAnsi="Arial"/>
+        <w:spacing w:after="120"/>
+      </w:pPr>
+      <w:r>
+        <w:rPr>
+          <w:rFonts w:ascii="Arial" w:cs="Arial" w:eastAsia="Arial" w:hAnsi="Arial"/>
+          <w:sz w:val="22"/>
+          <w:szCs w:val="22"/>
         </w:rPr>
         <w:t xml:space="preserve">The Lyra window opens. From there:</w:t>
       </w:r>
@@ -644,11 +779,13 @@
           <w:ilvl w:val="0"/>
           <w:numId w:val="3"/>
         </w:numPr>
-        <w:spacing w:after="60"/>
-      </w:pPr>
-      <w:r>
-        <w:rPr>
-          <w:rFonts w:ascii="Arial" w:cs="Arial" w:eastAsia="Arial" w:hAnsi="Arial"/>
+        <w:spacing w:after="80"/>
+      </w:pPr>
+      <w:r>
+        <w:rPr>
+          <w:rFonts w:ascii="Arial" w:cs="Arial" w:eastAsia="Arial" w:hAnsi="Arial"/>
+          <w:sz w:val="22"/>
+          <w:szCs w:val="22"/>
         </w:rPr>
         <w:t xml:space="preserve">Make sure your HL2 or HL2+ is powered on and on the same network as your PC.</w:t>
       </w:r>
@@ -660,13 +797,15 @@
           <w:ilvl w:val="0"/>
           <w:numId w:val="3"/>
         </w:numPr>
-        <w:spacing w:after="60"/>
-      </w:pPr>
-      <w:r>
-        <w:rPr>
-          <w:rFonts w:ascii="Arial" w:cs="Arial" w:eastAsia="Arial" w:hAnsi="Arial"/>
-        </w:rPr>
-        <w:t xml:space="preserve">Click the "Start" button on the toolbar — discovery should find the radio automatically.</w:t>
+        <w:spacing w:after="80"/>
+      </w:pPr>
+      <w:r>
+        <w:rPr>
+          <w:rFonts w:ascii="Arial" w:cs="Arial" w:eastAsia="Arial" w:hAnsi="Arial"/>
+          <w:sz w:val="22"/>
+          <w:szCs w:val="22"/>
+        </w:rPr>
+        <w:t xml:space="preserve">Click the “▶ Start” button on the toolbar — discovery should find the radio automatically.</w:t>
       </w:r>
     </w:p>
     <w:p>
@@ -676,56 +815,73 @@
           <w:ilvl w:val="0"/>
           <w:numId w:val="3"/>
         </w:numPr>
-        <w:spacing w:after="60"/>
-      </w:pPr>
-      <w:r>
-        <w:rPr>
-          <w:rFonts w:ascii="Arial" w:cs="Arial" w:eastAsia="Arial" w:hAnsi="Arial"/>
-        </w:rPr>
-        <w:t xml:space="preserve">If discovery fails, use File menu, then Network/TCI, to set the radio IP manually.</w:t>
-      </w:r>
-    </w:p>
-    <w:p>
-      <w:pPr>
-        <w:spacing w:after="200"/>
-      </w:pPr>
-      <w:r>
-        <w:rPr>
-          <w:rFonts w:ascii="Arial" w:cs="Arial" w:eastAsia="Arial" w:hAnsi="Arial"/>
-        </w:rPr>
-        <w:t xml:space="preserve">That is it. Press F1 inside Lyra for the in-app User Guide covering operating, AGC, notch filters, the spectrum/waterfall display, TCI integration, and more.</w:t>
-      </w:r>
-    </w:p>
-    <w:p>
-      <w:pPr>
-        <w:pStyle w:val="Heading1"/>
-        <w:spacing w:after="140" w:before="280"/>
+        <w:spacing w:after="80"/>
+      </w:pPr>
+      <w:r>
+        <w:rPr>
+          <w:rFonts w:ascii="Arial" w:cs="Arial" w:eastAsia="Arial" w:hAnsi="Arial"/>
+          <w:sz w:val="22"/>
+          <w:szCs w:val="22"/>
+        </w:rPr>
+        <w:t xml:space="preserve">If discovery fails, use File → Network/TCI to set the radio IP manually.</w:t>
+      </w:r>
+    </w:p>
+    <w:p>
+      <w:pPr>
+        <w:spacing w:after="120"/>
+      </w:pPr>
+      <w:r>
+        <w:rPr>
+          <w:rFonts w:ascii="Arial" w:cs="Arial" w:eastAsia="Arial" w:hAnsi="Arial"/>
+          <w:sz w:val="22"/>
+          <w:szCs w:val="22"/>
+        </w:rPr>
+        <w:t xml:space="preserve">That’s it. Press F1 inside Lyra for the in-app User Guide covering operating, AGC, notch filters, the spectrum/waterfall display, TCI integration, and more.</w:t>
+      </w:r>
+    </w:p>
+    <w:p>
+      <w:pPr>
+        <w:pBdr>
+          <w:bottom w:val="single" w:color="BFBFBF" w:sz="6" w:space="1"/>
+        </w:pBdr>
+        <w:spacing w:after="120" w:before="120"/>
+      </w:pPr>
+      <w:r>
+        <w:t xml:space="preserve"/>
+      </w:r>
+    </w:p>
+    <w:p>
+      <w:pPr>
+        <w:pStyle w:val="Heading2"/>
+        <w:spacing w:after="140" w:before="220"/>
       </w:pPr>
       <w:r>
         <w:rPr>
           <w:rFonts w:ascii="Arial" w:cs="Arial" w:eastAsia="Arial" w:hAnsi="Arial"/>
           <w:b/>
           <w:bCs/>
-          <w:sz w:val="32"/>
-          <w:szCs w:val="32"/>
+          <w:sz w:val="30"/>
+          <w:szCs w:val="30"/>
         </w:rPr>
         <w:t xml:space="preserve">Updating later (Git users only)</w:t>
       </w:r>
     </w:p>
     <w:p>
       <w:pPr>
-        <w:spacing w:after="80"/>
-      </w:pPr>
-      <w:r>
-        <w:rPr>
-          <w:rFonts w:ascii="Arial" w:cs="Arial" w:eastAsia="Arial" w:hAnsi="Arial"/>
+        <w:spacing w:after="120"/>
+      </w:pPr>
+      <w:r>
+        <w:rPr>
+          <w:rFonts w:ascii="Arial" w:cs="Arial" w:eastAsia="Arial" w:hAnsi="Arial"/>
+          <w:sz w:val="22"/>
+          <w:szCs w:val="22"/>
         </w:rPr>
         <w:t xml:space="preserve">When new commits land in the repo:</w:t>
       </w:r>
     </w:p>
     <w:p>
       <w:pPr>
-        <w:shd w:fill="F2F2F2" w:val="clear"/>
+        <w:shd w:fill="F2F2F2" w:color="auto" w:val="clear"/>
         <w:spacing w:after="60" w:before="60"/>
         <w:ind w:left="360"/>
       </w:pPr>
@@ -740,7 +896,7 @@
     </w:p>
     <w:p>
       <w:pPr>
-        <w:shd w:fill="F2F2F2" w:val="clear"/>
+        <w:shd w:fill="F2F2F2" w:color="auto" w:val="clear"/>
         <w:spacing w:after="60" w:before="60"/>
         <w:ind w:left="360"/>
       </w:pPr>
@@ -755,27 +911,40 @@
     </w:p>
     <w:p>
       <w:pPr>
-        <w:spacing w:after="200"/>
-      </w:pPr>
-      <w:r>
-        <w:rPr>
-          <w:rFonts w:ascii="Arial" w:cs="Arial" w:eastAsia="Arial" w:hAnsi="Arial"/>
+        <w:spacing w:after="120"/>
+      </w:pPr>
+      <w:r>
+        <w:rPr>
+          <w:rFonts w:ascii="Arial" w:cs="Arial" w:eastAsia="Arial" w:hAnsi="Arial"/>
+          <w:sz w:val="22"/>
+          <w:szCs w:val="22"/>
         </w:rPr>
         <w:t xml:space="preserve">Done. No re-install needed unless dependencies change (we will call that out in the commit message).</w:t>
       </w:r>
     </w:p>
     <w:p>
       <w:pPr>
-        <w:pStyle w:val="Heading1"/>
-        <w:spacing w:after="140" w:before="280"/>
+        <w:pBdr>
+          <w:bottom w:val="single" w:color="BFBFBF" w:sz="6" w:space="1"/>
+        </w:pBdr>
+        <w:spacing w:after="120" w:before="120"/>
+      </w:pPr>
+      <w:r>
+        <w:t xml:space="preserve"/>
+      </w:r>
+    </w:p>
+    <w:p>
+      <w:pPr>
+        <w:pStyle w:val="Heading2"/>
+        <w:spacing w:after="140" w:before="220"/>
       </w:pPr>
       <w:r>
         <w:rPr>
           <w:rFonts w:ascii="Arial" w:cs="Arial" w:eastAsia="Arial" w:hAnsi="Arial"/>
           <w:b/>
           <w:bCs/>
-          <w:sz w:val="32"/>
-          <w:szCs w:val="32"/>
+          <w:sz w:val="30"/>
+          <w:szCs w:val="30"/>
         </w:rPr>
         <w:t xml:space="preserve">Common gotchas</w:t>
       </w:r>
@@ -793,8 +962,8 @@
         </w:tblBorders>
       </w:tblPr>
       <w:tblGrid>
-        <w:gridCol w:w="3500"/>
-        <w:gridCol w:w="5860"/>
+        <w:gridCol w:w="3360"/>
+        <w:gridCol w:w="6000"/>
       </w:tblGrid>
       <w:tr>
         <w:trPr>
@@ -802,14 +971,14 @@
         </w:trPr>
         <w:tc>
           <w:tcPr>
-            <w:tcW w:type="dxa" w:w="3500"/>
+            <w:tcW w:type="dxa" w:w="3360"/>
             <w:tcBorders>
-              <w:top w:val="single" w:color="BFBFBF" w:sz="4"/>
-              <w:left w:val="single" w:color="BFBFBF" w:sz="4"/>
-              <w:bottom w:val="single" w:color="BFBFBF" w:sz="4"/>
-              <w:right w:val="single" w:color="BFBFBF" w:sz="4"/>
+              <w:top w:val="single" w:color="B0B0B0" w:sz="4"/>
+              <w:left w:val="single" w:color="B0B0B0" w:sz="4"/>
+              <w:bottom w:val="single" w:color="B0B0B0" w:sz="4"/>
+              <w:right w:val="single" w:color="B0B0B0" w:sz="4"/>
             </w:tcBorders>
-            <w:shd w:fill="D9E2F3" w:val="clear"/>
+            <w:shd w:fill="D9E2F3" w:color="auto" w:val="clear"/>
             <w:tcMar>
               <w:top w:type="dxa" w:w="100"/>
               <w:left w:type="dxa" w:w="140"/>
@@ -832,14 +1001,14 @@
         </w:tc>
         <w:tc>
           <w:tcPr>
-            <w:tcW w:type="dxa" w:w="5860"/>
+            <w:tcW w:type="dxa" w:w="6000"/>
             <w:tcBorders>
-              <w:top w:val="single" w:color="BFBFBF" w:sz="4"/>
-              <w:left w:val="single" w:color="BFBFBF" w:sz="4"/>
-              <w:bottom w:val="single" w:color="BFBFBF" w:sz="4"/>
-              <w:right w:val="single" w:color="BFBFBF" w:sz="4"/>
+              <w:top w:val="single" w:color="B0B0B0" w:sz="4"/>
+              <w:left w:val="single" w:color="B0B0B0" w:sz="4"/>
+              <w:bottom w:val="single" w:color="B0B0B0" w:sz="4"/>
+              <w:right w:val="single" w:color="B0B0B0" w:sz="4"/>
             </w:tcBorders>
-            <w:shd w:fill="D9E2F3" w:val="clear"/>
+            <w:shd w:fill="D9E2F3" w:color="auto" w:val="clear"/>
             <w:tcMar>
               <w:top w:type="dxa" w:w="100"/>
               <w:left w:type="dxa" w:w="140"/>
@@ -862,28 +1031,33 @@
         </w:tc>
       </w:tr>
       <w:tr>
+        <w:trPr>
+          <w:tblHeader w:val="false"/>
+        </w:trPr>
         <w:tc>
           <w:tcPr>
-            <w:tcW w:type="dxa" w:w="3500"/>
+            <w:tcW w:type="dxa" w:w="3360"/>
             <w:tcBorders>
-              <w:top w:val="single" w:color="BFBFBF" w:sz="4"/>
-              <w:left w:val="single" w:color="BFBFBF" w:sz="4"/>
-              <w:bottom w:val="single" w:color="BFBFBF" w:sz="4"/>
-              <w:right w:val="single" w:color="BFBFBF" w:sz="4"/>
+              <w:top w:val="single" w:color="B0B0B0" w:sz="4"/>
+              <w:left w:val="single" w:color="B0B0B0" w:sz="4"/>
+              <w:bottom w:val="single" w:color="B0B0B0" w:sz="4"/>
+              <w:right w:val="single" w:color="B0B0B0" w:sz="4"/>
             </w:tcBorders>
             <w:tcMar>
-              <w:top w:type="dxa" w:w="80"/>
+              <w:top w:type="dxa" w:w="100"/>
               <w:left w:type="dxa" w:w="140"/>
-              <w:bottom w:type="dxa" w:w="80"/>
+              <w:bottom w:type="dxa" w:w="100"/>
               <w:right w:type="dxa" w:w="140"/>
             </w:tcMar>
           </w:tcPr>
           <w:p>
             <w:r>
               <w:rPr>
-                <w:rFonts w:ascii="Consolas" w:cs="Consolas" w:eastAsia="Consolas" w:hAnsi="Consolas"/>
-                <w:sz w:val="18"/>
-                <w:szCs w:val="18"/>
+                <w:rFonts w:ascii="Arial" w:cs="Arial" w:eastAsia="Arial" w:hAnsi="Arial"/>
+                <w:b w:val="false"/>
+                <w:bCs w:val="false"/>
+                <w:sz w:val="22"/>
+                <w:szCs w:val="22"/>
               </w:rPr>
               <w:t xml:space="preserve">'python' is not recognized</w:t>
             </w:r>
@@ -891,17 +1065,17 @@
         </w:tc>
         <w:tc>
           <w:tcPr>
-            <w:tcW w:type="dxa" w:w="5860"/>
+            <w:tcW w:type="dxa" w:w="6000"/>
             <w:tcBorders>
-              <w:top w:val="single" w:color="BFBFBF" w:sz="4"/>
-              <w:left w:val="single" w:color="BFBFBF" w:sz="4"/>
-              <w:bottom w:val="single" w:color="BFBFBF" w:sz="4"/>
-              <w:right w:val="single" w:color="BFBFBF" w:sz="4"/>
+              <w:top w:val="single" w:color="B0B0B0" w:sz="4"/>
+              <w:left w:val="single" w:color="B0B0B0" w:sz="4"/>
+              <w:bottom w:val="single" w:color="B0B0B0" w:sz="4"/>
+              <w:right w:val="single" w:color="B0B0B0" w:sz="4"/>
             </w:tcBorders>
             <w:tcMar>
-              <w:top w:type="dxa" w:w="80"/>
+              <w:top w:type="dxa" w:w="100"/>
               <w:left w:type="dxa" w:w="140"/>
-              <w:bottom w:type="dxa" w:w="80"/>
+              <w:bottom w:type="dxa" w:w="100"/>
               <w:right w:type="dxa" w:w="140"/>
             </w:tcMar>
           </w:tcPr>
@@ -909,37 +1083,44 @@
             <w:r>
               <w:rPr>
                 <w:rFonts w:ascii="Arial" w:cs="Arial" w:eastAsia="Arial" w:hAnsi="Arial"/>
-                <w:sz w:val="20"/>
-                <w:szCs w:val="20"/>
+                <w:b w:val="false"/>
+                <w:bCs w:val="false"/>
+                <w:sz w:val="22"/>
+                <w:szCs w:val="22"/>
               </w:rPr>
-              <w:t xml:space="preserve">Python wasn't added to PATH. Reinstall and check that box.</w:t>
+              <w:t xml:space="preserve">Python wasn’t added to PATH. Reinstall and check that box.</w:t>
             </w:r>
           </w:p>
         </w:tc>
       </w:tr>
       <w:tr>
+        <w:trPr>
+          <w:tblHeader w:val="false"/>
+        </w:trPr>
         <w:tc>
           <w:tcPr>
-            <w:tcW w:type="dxa" w:w="3500"/>
+            <w:tcW w:type="dxa" w:w="3360"/>
             <w:tcBorders>
-              <w:top w:val="single" w:color="BFBFBF" w:sz="4"/>
-              <w:left w:val="single" w:color="BFBFBF" w:sz="4"/>
-              <w:bottom w:val="single" w:color="BFBFBF" w:sz="4"/>
-              <w:right w:val="single" w:color="BFBFBF" w:sz="4"/>
+              <w:top w:val="single" w:color="B0B0B0" w:sz="4"/>
+              <w:left w:val="single" w:color="B0B0B0" w:sz="4"/>
+              <w:bottom w:val="single" w:color="B0B0B0" w:sz="4"/>
+              <w:right w:val="single" w:color="B0B0B0" w:sz="4"/>
             </w:tcBorders>
             <w:tcMar>
-              <w:top w:type="dxa" w:w="80"/>
+              <w:top w:type="dxa" w:w="100"/>
               <w:left w:type="dxa" w:w="140"/>
-              <w:bottom w:type="dxa" w:w="80"/>
+              <w:bottom w:type="dxa" w:w="100"/>
               <w:right w:type="dxa" w:w="140"/>
             </w:tcMar>
           </w:tcPr>
           <w:p>
             <w:r>
               <w:rPr>
-                <w:rFonts w:ascii="Consolas" w:cs="Consolas" w:eastAsia="Consolas" w:hAnsi="Consolas"/>
-                <w:sz w:val="18"/>
-                <w:szCs w:val="18"/>
+                <w:rFonts w:ascii="Arial" w:cs="Arial" w:eastAsia="Arial" w:hAnsi="Arial"/>
+                <w:b w:val="false"/>
+                <w:bCs w:val="false"/>
+                <w:sz w:val="22"/>
+                <w:szCs w:val="22"/>
               </w:rPr>
               <w:t xml:space="preserve">'pip' is not recognized</w:t>
             </w:r>
@@ -947,17 +1128,17 @@
         </w:tc>
         <w:tc>
           <w:tcPr>
-            <w:tcW w:type="dxa" w:w="5860"/>
+            <w:tcW w:type="dxa" w:w="6000"/>
             <w:tcBorders>
-              <w:top w:val="single" w:color="BFBFBF" w:sz="4"/>
-              <w:left w:val="single" w:color="BFBFBF" w:sz="4"/>
-              <w:bottom w:val="single" w:color="BFBFBF" w:sz="4"/>
-              <w:right w:val="single" w:color="BFBFBF" w:sz="4"/>
+              <w:top w:val="single" w:color="B0B0B0" w:sz="4"/>
+              <w:left w:val="single" w:color="B0B0B0" w:sz="4"/>
+              <w:bottom w:val="single" w:color="B0B0B0" w:sz="4"/>
+              <w:right w:val="single" w:color="B0B0B0" w:sz="4"/>
             </w:tcBorders>
             <w:tcMar>
-              <w:top w:type="dxa" w:w="80"/>
+              <w:top w:type="dxa" w:w="100"/>
               <w:left w:type="dxa" w:w="140"/>
-              <w:bottom w:type="dxa" w:w="80"/>
+              <w:bottom w:type="dxa" w:w="100"/>
               <w:right w:type="dxa" w:w="140"/>
             </w:tcMar>
           </w:tcPr>
@@ -965,8 +1146,10 @@
             <w:r>
               <w:rPr>
                 <w:rFonts w:ascii="Arial" w:cs="Arial" w:eastAsia="Arial" w:hAnsi="Arial"/>
-                <w:sz w:val="20"/>
-                <w:szCs w:val="20"/>
+                <w:b w:val="false"/>
+                <w:bCs w:val="false"/>
+                <w:sz w:val="22"/>
+                <w:szCs w:val="22"/>
               </w:rPr>
               <w:t xml:space="preserve">Same — reinstall Python with PATH option.</w:t>
             </w:r>
@@ -974,28 +1157,33 @@
         </w:tc>
       </w:tr>
       <w:tr>
+        <w:trPr>
+          <w:tblHeader w:val="false"/>
+        </w:trPr>
         <w:tc>
           <w:tcPr>
-            <w:tcW w:type="dxa" w:w="3500"/>
+            <w:tcW w:type="dxa" w:w="3360"/>
             <w:tcBorders>
-              <w:top w:val="single" w:color="BFBFBF" w:sz="4"/>
-              <w:left w:val="single" w:color="BFBFBF" w:sz="4"/>
-              <w:bottom w:val="single" w:color="BFBFBF" w:sz="4"/>
-              <w:right w:val="single" w:color="BFBFBF" w:sz="4"/>
+              <w:top w:val="single" w:color="B0B0B0" w:sz="4"/>
+              <w:left w:val="single" w:color="B0B0B0" w:sz="4"/>
+              <w:bottom w:val="single" w:color="B0B0B0" w:sz="4"/>
+              <w:right w:val="single" w:color="B0B0B0" w:sz="4"/>
             </w:tcBorders>
             <w:tcMar>
-              <w:top w:type="dxa" w:w="80"/>
+              <w:top w:type="dxa" w:w="100"/>
               <w:left w:type="dxa" w:w="140"/>
-              <w:bottom w:type="dxa" w:w="80"/>
+              <w:bottom w:type="dxa" w:w="100"/>
               <w:right w:type="dxa" w:w="140"/>
             </w:tcMar>
           </w:tcPr>
           <w:p>
             <w:r>
               <w:rPr>
-                <w:rFonts w:ascii="Consolas" w:cs="Consolas" w:eastAsia="Consolas" w:hAnsi="Consolas"/>
-                <w:sz w:val="18"/>
-                <w:szCs w:val="18"/>
+                <w:rFonts w:ascii="Arial" w:cs="Arial" w:eastAsia="Arial" w:hAnsi="Arial"/>
+                <w:b w:val="false"/>
+                <w:bCs w:val="false"/>
+                <w:sz w:val="22"/>
+                <w:szCs w:val="22"/>
               </w:rPr>
               <w:t xml:space="preserve">ModuleNotFoundError: No module named 'PySide6'</w:t>
             </w:r>
@@ -1003,17 +1191,17 @@
         </w:tc>
         <w:tc>
           <w:tcPr>
-            <w:tcW w:type="dxa" w:w="5860"/>
+            <w:tcW w:type="dxa" w:w="6000"/>
             <w:tcBorders>
-              <w:top w:val="single" w:color="BFBFBF" w:sz="4"/>
-              <w:left w:val="single" w:color="BFBFBF" w:sz="4"/>
-              <w:bottom w:val="single" w:color="BFBFBF" w:sz="4"/>
-              <w:right w:val="single" w:color="BFBFBF" w:sz="4"/>
+              <w:top w:val="single" w:color="B0B0B0" w:sz="4"/>
+              <w:left w:val="single" w:color="B0B0B0" w:sz="4"/>
+              <w:bottom w:val="single" w:color="B0B0B0" w:sz="4"/>
+              <w:right w:val="single" w:color="B0B0B0" w:sz="4"/>
             </w:tcBorders>
             <w:tcMar>
-              <w:top w:type="dxa" w:w="80"/>
+              <w:top w:type="dxa" w:w="100"/>
               <w:left w:type="dxa" w:w="140"/>
-              <w:bottom w:type="dxa" w:w="80"/>
+              <w:bottom w:type="dxa" w:w="100"/>
               <w:right w:type="dxa" w:w="140"/>
             </w:tcMar>
           </w:tcPr>
@@ -1021,8 +1209,10 @@
             <w:r>
               <w:rPr>
                 <w:rFonts w:ascii="Arial" w:cs="Arial" w:eastAsia="Arial" w:hAnsi="Arial"/>
-                <w:sz w:val="20"/>
-                <w:szCs w:val="20"/>
+                <w:b w:val="false"/>
+                <w:bCs w:val="false"/>
+                <w:sz w:val="22"/>
+                <w:szCs w:val="22"/>
               </w:rPr>
               <w:t xml:space="preserve">You skipped the pip install step. Run it now.</w:t>
             </w:r>
@@ -1030,28 +1220,33 @@
         </w:tc>
       </w:tr>
       <w:tr>
+        <w:trPr>
+          <w:tblHeader w:val="false"/>
+        </w:trPr>
         <w:tc>
           <w:tcPr>
-            <w:tcW w:type="dxa" w:w="3500"/>
+            <w:tcW w:type="dxa" w:w="3360"/>
             <w:tcBorders>
-              <w:top w:val="single" w:color="BFBFBF" w:sz="4"/>
-              <w:left w:val="single" w:color="BFBFBF" w:sz="4"/>
-              <w:bottom w:val="single" w:color="BFBFBF" w:sz="4"/>
-              <w:right w:val="single" w:color="BFBFBF" w:sz="4"/>
+              <w:top w:val="single" w:color="B0B0B0" w:sz="4"/>
+              <w:left w:val="single" w:color="B0B0B0" w:sz="4"/>
+              <w:bottom w:val="single" w:color="B0B0B0" w:sz="4"/>
+              <w:right w:val="single" w:color="B0B0B0" w:sz="4"/>
             </w:tcBorders>
             <w:tcMar>
-              <w:top w:type="dxa" w:w="80"/>
+              <w:top w:type="dxa" w:w="100"/>
               <w:left w:type="dxa" w:w="140"/>
-              <w:bottom w:type="dxa" w:w="80"/>
+              <w:bottom w:type="dxa" w:w="100"/>
               <w:right w:type="dxa" w:w="140"/>
             </w:tcMar>
           </w:tcPr>
           <w:p>
             <w:r>
               <w:rPr>
-                <w:rFonts w:ascii="Consolas" w:cs="Consolas" w:eastAsia="Consolas" w:hAnsi="Consolas"/>
-                <w:sz w:val="18"/>
-                <w:szCs w:val="18"/>
+                <w:rFonts w:ascii="Arial" w:cs="Arial" w:eastAsia="Arial" w:hAnsi="Arial"/>
+                <w:b w:val="false"/>
+                <w:bCs w:val="false"/>
+                <w:sz w:val="22"/>
+                <w:szCs w:val="22"/>
               </w:rPr>
               <w:t xml:space="preserve">ftd2xx fails to install</w:t>
             </w:r>
@@ -1059,17 +1254,17 @@
         </w:tc>
         <w:tc>
           <w:tcPr>
-            <w:tcW w:type="dxa" w:w="5860"/>
+            <w:tcW w:type="dxa" w:w="6000"/>
             <w:tcBorders>
-              <w:top w:val="single" w:color="BFBFBF" w:sz="4"/>
-              <w:left w:val="single" w:color="BFBFBF" w:sz="4"/>
-              <w:bottom w:val="single" w:color="BFBFBF" w:sz="4"/>
-              <w:right w:val="single" w:color="BFBFBF" w:sz="4"/>
+              <w:top w:val="single" w:color="B0B0B0" w:sz="4"/>
+              <w:left w:val="single" w:color="B0B0B0" w:sz="4"/>
+              <w:bottom w:val="single" w:color="B0B0B0" w:sz="4"/>
+              <w:right w:val="single" w:color="B0B0B0" w:sz="4"/>
             </w:tcBorders>
             <w:tcMar>
-              <w:top w:type="dxa" w:w="80"/>
+              <w:top w:type="dxa" w:w="100"/>
               <w:left w:type="dxa" w:w="140"/>
-              <w:bottom w:type="dxa" w:w="80"/>
+              <w:bottom w:type="dxa" w:w="100"/>
               <w:right w:type="dxa" w:w="140"/>
             </w:tcMar>
           </w:tcPr>
@@ -1077,8 +1272,10 @@
             <w:r>
               <w:rPr>
                 <w:rFonts w:ascii="Arial" w:cs="Arial" w:eastAsia="Arial" w:hAnsi="Arial"/>
-                <w:sz w:val="20"/>
-                <w:szCs w:val="20"/>
+                <w:b w:val="false"/>
+                <w:bCs w:val="false"/>
+                <w:sz w:val="22"/>
+                <w:szCs w:val="22"/>
               </w:rPr>
               <w:t xml:space="preserve">Skip it — install the others without ftd2xx.</w:t>
             </w:r>
@@ -1086,28 +1283,33 @@
         </w:tc>
       </w:tr>
       <w:tr>
+        <w:trPr>
+          <w:tblHeader w:val="false"/>
+        </w:trPr>
         <w:tc>
           <w:tcPr>
-            <w:tcW w:type="dxa" w:w="3500"/>
+            <w:tcW w:type="dxa" w:w="3360"/>
             <w:tcBorders>
-              <w:top w:val="single" w:color="BFBFBF" w:sz="4"/>
-              <w:left w:val="single" w:color="BFBFBF" w:sz="4"/>
-              <w:bottom w:val="single" w:color="BFBFBF" w:sz="4"/>
-              <w:right w:val="single" w:color="BFBFBF" w:sz="4"/>
+              <w:top w:val="single" w:color="B0B0B0" w:sz="4"/>
+              <w:left w:val="single" w:color="B0B0B0" w:sz="4"/>
+              <w:bottom w:val="single" w:color="B0B0B0" w:sz="4"/>
+              <w:right w:val="single" w:color="B0B0B0" w:sz="4"/>
             </w:tcBorders>
             <w:tcMar>
-              <w:top w:type="dxa" w:w="80"/>
+              <w:top w:type="dxa" w:w="100"/>
               <w:left w:type="dxa" w:w="140"/>
-              <w:bottom w:type="dxa" w:w="80"/>
+              <w:bottom w:type="dxa" w:w="100"/>
               <w:right w:type="dxa" w:w="140"/>
             </w:tcMar>
           </w:tcPr>
           <w:p>
             <w:r>
               <w:rPr>
-                <w:rFonts w:ascii="Consolas" w:cs="Consolas" w:eastAsia="Consolas" w:hAnsi="Consolas"/>
-                <w:sz w:val="18"/>
-                <w:szCs w:val="18"/>
+                <w:rFonts w:ascii="Arial" w:cs="Arial" w:eastAsia="Arial" w:hAnsi="Arial"/>
+                <w:b w:val="false"/>
+                <w:bCs w:val="false"/>
+                <w:sz w:val="22"/>
+                <w:szCs w:val="22"/>
               </w:rPr>
               <w:t xml:space="preserve">Windows firewall popup on first launch</w:t>
             </w:r>
@@ -1115,17 +1317,17 @@
         </w:tc>
         <w:tc>
           <w:tcPr>
-            <w:tcW w:type="dxa" w:w="5860"/>
+            <w:tcW w:type="dxa" w:w="6000"/>
             <w:tcBorders>
-              <w:top w:val="single" w:color="BFBFBF" w:sz="4"/>
-              <w:left w:val="single" w:color="BFBFBF" w:sz="4"/>
-              <w:bottom w:val="single" w:color="BFBFBF" w:sz="4"/>
-              <w:right w:val="single" w:color="BFBFBF" w:sz="4"/>
+              <w:top w:val="single" w:color="B0B0B0" w:sz="4"/>
+              <w:left w:val="single" w:color="B0B0B0" w:sz="4"/>
+              <w:bottom w:val="single" w:color="B0B0B0" w:sz="4"/>
+              <w:right w:val="single" w:color="B0B0B0" w:sz="4"/>
             </w:tcBorders>
             <w:tcMar>
-              <w:top w:type="dxa" w:w="80"/>
+              <w:top w:type="dxa" w:w="100"/>
               <w:left w:type="dxa" w:w="140"/>
-              <w:bottom w:type="dxa" w:w="80"/>
+              <w:bottom w:type="dxa" w:w="100"/>
               <w:right w:type="dxa" w:w="140"/>
             </w:tcMar>
           </w:tcPr>
@@ -1133,8 +1335,10 @@
             <w:r>
               <w:rPr>
                 <w:rFonts w:ascii="Arial" w:cs="Arial" w:eastAsia="Arial" w:hAnsi="Arial"/>
-                <w:sz w:val="20"/>
-                <w:szCs w:val="20"/>
+                <w:b w:val="false"/>
+                <w:bCs w:val="false"/>
+                <w:sz w:val="22"/>
+                <w:szCs w:val="22"/>
               </w:rPr>
               <w:t xml:space="preserve">Allow it. Lyra needs UDP to talk to the HL2.</w:t>
             </w:r>
@@ -1142,46 +1346,22 @@
         </w:tc>
       </w:tr>
       <w:tr>
+        <w:trPr>
+          <w:tblHeader w:val="false"/>
+        </w:trPr>
         <w:tc>
           <w:tcPr>
-            <w:tcW w:type="dxa" w:w="3500"/>
+            <w:tcW w:type="dxa" w:w="3360"/>
             <w:tcBorders>
-              <w:top w:val="single" w:color="BFBFBF" w:sz="4"/>
-              <w:left w:val="single" w:color="BFBFBF" w:sz="4"/>
-              <w:bottom w:val="single" w:color="BFBFBF" w:sz="4"/>
-              <w:right w:val="single" w:color="BFBFBF" w:sz="4"/>
+              <w:top w:val="single" w:color="B0B0B0" w:sz="4"/>
+              <w:left w:val="single" w:color="B0B0B0" w:sz="4"/>
+              <w:bottom w:val="single" w:color="B0B0B0" w:sz="4"/>
+              <w:right w:val="single" w:color="B0B0B0" w:sz="4"/>
             </w:tcBorders>
             <w:tcMar>
-              <w:top w:type="dxa" w:w="80"/>
+              <w:top w:type="dxa" w:w="100"/>
               <w:left w:type="dxa" w:w="140"/>
-              <w:bottom w:type="dxa" w:w="80"/>
-              <w:right w:type="dxa" w:w="140"/>
-            </w:tcMar>
-          </w:tcPr>
-          <w:p>
-            <w:r>
-              <w:rPr>
-                <w:rFonts w:ascii="Consolas" w:cs="Consolas" w:eastAsia="Consolas" w:hAnsi="Consolas"/>
-                <w:sz w:val="18"/>
-                <w:szCs w:val="18"/>
-              </w:rPr>
-              <w:t xml:space="preserve">"No radio found"</w:t>
-            </w:r>
-          </w:p>
-        </w:tc>
-        <w:tc>
-          <w:tcPr>
-            <w:tcW w:type="dxa" w:w="5860"/>
-            <w:tcBorders>
-              <w:top w:val="single" w:color="BFBFBF" w:sz="4"/>
-              <w:left w:val="single" w:color="BFBFBF" w:sz="4"/>
-              <w:bottom w:val="single" w:color="BFBFBF" w:sz="4"/>
-              <w:right w:val="single" w:color="BFBFBF" w:sz="4"/>
-            </w:tcBorders>
-            <w:tcMar>
-              <w:top w:type="dxa" w:w="80"/>
-              <w:left w:type="dxa" w:w="140"/>
-              <w:bottom w:type="dxa" w:w="80"/>
+              <w:bottom w:type="dxa" w:w="100"/>
               <w:right w:type="dxa" w:w="140"/>
             </w:tcMar>
           </w:tcPr>
@@ -1189,8 +1369,39 @@
             <w:r>
               <w:rPr>
                 <w:rFonts w:ascii="Arial" w:cs="Arial" w:eastAsia="Arial" w:hAnsi="Arial"/>
-                <w:sz w:val="20"/>
-                <w:szCs w:val="20"/>
+                <w:b w:val="false"/>
+                <w:bCs w:val="false"/>
+                <w:sz w:val="22"/>
+                <w:szCs w:val="22"/>
+              </w:rPr>
+              <w:t xml:space="preserve">“No radio found”</w:t>
+            </w:r>
+          </w:p>
+        </w:tc>
+        <w:tc>
+          <w:tcPr>
+            <w:tcW w:type="dxa" w:w="6000"/>
+            <w:tcBorders>
+              <w:top w:val="single" w:color="B0B0B0" w:sz="4"/>
+              <w:left w:val="single" w:color="B0B0B0" w:sz="4"/>
+              <w:bottom w:val="single" w:color="B0B0B0" w:sz="4"/>
+              <w:right w:val="single" w:color="B0B0B0" w:sz="4"/>
+            </w:tcBorders>
+            <w:tcMar>
+              <w:top w:type="dxa" w:w="100"/>
+              <w:left w:type="dxa" w:w="140"/>
+              <w:bottom w:type="dxa" w:w="100"/>
+              <w:right w:type="dxa" w:w="140"/>
+            </w:tcMar>
+          </w:tcPr>
+          <w:p>
+            <w:r>
+              <w:rPr>
+                <w:rFonts w:ascii="Arial" w:cs="Arial" w:eastAsia="Arial" w:hAnsi="Arial"/>
+                <w:b w:val="false"/>
+                <w:bCs w:val="false"/>
+                <w:sz w:val="22"/>
+                <w:szCs w:val="22"/>
               </w:rPr>
               <w:t xml:space="preserve">Check HL2 power, network cable, and that no other client (Thetis, SparkSDR) is connected at the same time.</w:t>
             </w:r>
@@ -1198,28 +1409,33 @@
         </w:tc>
       </w:tr>
       <w:tr>
+        <w:trPr>
+          <w:tblHeader w:val="false"/>
+        </w:trPr>
         <w:tc>
           <w:tcPr>
-            <w:tcW w:type="dxa" w:w="3500"/>
+            <w:tcW w:type="dxa" w:w="3360"/>
             <w:tcBorders>
-              <w:top w:val="single" w:color="BFBFBF" w:sz="4"/>
-              <w:left w:val="single" w:color="BFBFBF" w:sz="4"/>
-              <w:bottom w:val="single" w:color="BFBFBF" w:sz="4"/>
-              <w:right w:val="single" w:color="BFBFBF" w:sz="4"/>
+              <w:top w:val="single" w:color="B0B0B0" w:sz="4"/>
+              <w:left w:val="single" w:color="B0B0B0" w:sz="4"/>
+              <w:bottom w:val="single" w:color="B0B0B0" w:sz="4"/>
+              <w:right w:val="single" w:color="B0B0B0" w:sz="4"/>
             </w:tcBorders>
             <w:tcMar>
-              <w:top w:type="dxa" w:w="80"/>
+              <w:top w:type="dxa" w:w="100"/>
               <w:left w:type="dxa" w:w="140"/>
-              <w:bottom w:type="dxa" w:w="80"/>
+              <w:bottom w:type="dxa" w:w="100"/>
               <w:right w:type="dxa" w:w="140"/>
             </w:tcMar>
           </w:tcPr>
           <w:p>
             <w:r>
               <w:rPr>
-                <w:rFonts w:ascii="Consolas" w:cs="Consolas" w:eastAsia="Consolas" w:hAnsi="Consolas"/>
-                <w:sz w:val="18"/>
-                <w:szCs w:val="18"/>
+                <w:rFonts w:ascii="Arial" w:cs="Arial" w:eastAsia="Arial" w:hAnsi="Arial"/>
+                <w:b w:val="false"/>
+                <w:bCs w:val="false"/>
+                <w:sz w:val="22"/>
+                <w:szCs w:val="22"/>
               </w:rPr>
               <w:t xml:space="preserve">Audio works in other apps but not Lyra</w:t>
             </w:r>
@@ -1227,17 +1443,17 @@
         </w:tc>
         <w:tc>
           <w:tcPr>
-            <w:tcW w:type="dxa" w:w="5860"/>
+            <w:tcW w:type="dxa" w:w="6000"/>
             <w:tcBorders>
-              <w:top w:val="single" w:color="BFBFBF" w:sz="4"/>
-              <w:left w:val="single" w:color="BFBFBF" w:sz="4"/>
-              <w:bottom w:val="single" w:color="BFBFBF" w:sz="4"/>
-              <w:right w:val="single" w:color="BFBFBF" w:sz="4"/>
+              <w:top w:val="single" w:color="B0B0B0" w:sz="4"/>
+              <w:left w:val="single" w:color="B0B0B0" w:sz="4"/>
+              <w:bottom w:val="single" w:color="B0B0B0" w:sz="4"/>
+              <w:right w:val="single" w:color="B0B0B0" w:sz="4"/>
             </w:tcBorders>
             <w:tcMar>
-              <w:top w:type="dxa" w:w="80"/>
+              <w:top w:type="dxa" w:w="100"/>
               <w:left w:type="dxa" w:w="140"/>
-              <w:bottom w:type="dxa" w:w="80"/>
+              <w:bottom w:type="dxa" w:w="100"/>
               <w:right w:type="dxa" w:w="140"/>
             </w:tcMar>
           </w:tcPr>
@@ -1245,10 +1461,12 @@
             <w:r>
               <w:rPr>
                 <w:rFonts w:ascii="Arial" w:cs="Arial" w:eastAsia="Arial" w:hAnsi="Arial"/>
-                <w:sz w:val="20"/>
-                <w:szCs w:val="20"/>
+                <w:b w:val="false"/>
+                <w:bCs w:val="false"/>
+                <w:sz w:val="22"/>
+                <w:szCs w:val="22"/>
               </w:rPr>
-              <w:t xml:space="preserve">Switch the "Out" combo on the DSP + Audio panel between AK4951 and PC Soundcard. Most operators use PC Soundcard.</w:t>
+              <w:t xml:space="preserve">Switch the “Out” combo on the DSP+Audio panel between AK4951 and PC Soundcard. Most operators use PC Soundcard.</w:t>
             </w:r>
           </w:p>
         </w:tc>
@@ -1256,52 +1474,55 @@
     </w:tbl>
     <w:p>
       <w:pPr>
-        <w:spacing w:after="200"/>
-      </w:pPr>
-      <w:r>
-        <w:rPr>
-          <w:rFonts w:ascii="Arial" w:cs="Arial" w:eastAsia="Arial" w:hAnsi="Arial"/>
-        </w:rPr>
+        <w:pBdr>
+          <w:bottom w:val="single" w:color="BFBFBF" w:sz="6" w:space="1"/>
+        </w:pBdr>
+        <w:spacing w:after="120" w:before="120"/>
+      </w:pPr>
+      <w:r>
         <w:t xml:space="preserve"/>
       </w:r>
     </w:p>
     <w:p>
       <w:pPr>
-        <w:pStyle w:val="Heading1"/>
-        <w:spacing w:after="140" w:before="280"/>
+        <w:pStyle w:val="Heading2"/>
+        <w:spacing w:after="140" w:before="220"/>
       </w:pPr>
       <w:r>
         <w:rPr>
           <w:rFonts w:ascii="Arial" w:cs="Arial" w:eastAsia="Arial" w:hAnsi="Arial"/>
           <w:b/>
           <w:bCs/>
-          <w:sz w:val="32"/>
-          <w:szCs w:val="32"/>
+          <w:sz w:val="30"/>
+          <w:szCs w:val="30"/>
         </w:rPr>
         <w:t xml:space="preserve">Tester feedback</w:t>
       </w:r>
     </w:p>
     <w:p>
       <w:pPr>
-        <w:spacing w:after="80"/>
-      </w:pPr>
-      <w:r>
-        <w:rPr>
-          <w:rFonts w:ascii="Arial" w:cs="Arial" w:eastAsia="Arial" w:hAnsi="Arial"/>
+        <w:spacing w:after="120"/>
+      </w:pPr>
+      <w:r>
+        <w:rPr>
+          <w:rFonts w:ascii="Arial" w:cs="Arial" w:eastAsia="Arial" w:hAnsi="Arial"/>
+          <w:sz w:val="22"/>
+          <w:szCs w:val="22"/>
         </w:rPr>
         <w:t xml:space="preserve">When you run into something — a bug, a confusing UI, a missing feature — please open an Issue on the repo:</w:t>
       </w:r>
     </w:p>
     <w:p>
       <w:pPr>
-        <w:spacing w:after="80"/>
-      </w:pPr>
-      <w:hyperlink w:history="1" r:id="rIdyhvrfz7sykggw6zetberi">
+        <w:spacing w:after="120"/>
+      </w:pPr>
+      <w:hyperlink w:history="1" r:id="rIdgquv6cehkm-nqokfonndx">
         <w:r>
           <w:rPr>
+            <w:rStyle w:val="Hyperlink"/>
             <w:rFonts w:ascii="Arial" w:cs="Arial" w:eastAsia="Arial" w:hAnsi="Arial"/>
-            <w:color w:val="0563C1"/>
-            <w:u w:val="single"/>
+            <w:sz w:val="22"/>
+            <w:szCs w:val="22"/>
           </w:rPr>
           <w:t xml:space="preserve">https://github.com/N8SDR1/Lyra-SDR/issues</w:t>
         </w:r>
@@ -1309,19 +1530,20 @@
     </w:p>
     <w:p>
       <w:pPr>
-        <w:spacing w:after="200"/>
-      </w:pPr>
-      <w:r>
-        <w:rPr>
-          <w:rFonts w:ascii="Arial" w:cs="Arial" w:eastAsia="Arial" w:hAnsi="Arial"/>
+        <w:spacing w:after="120"/>
+      </w:pPr>
+      <w:r>
+        <w:rPr>
+          <w:rFonts w:ascii="Arial" w:cs="Arial" w:eastAsia="Arial" w:hAnsi="Arial"/>
+          <w:sz w:val="22"/>
+          <w:szCs w:val="22"/>
         </w:rPr>
         <w:t xml:space="preserve">Include what you tried, what happened, what you expected, and the contents of the Command Prompt window if there was a Python error. Screenshots help.</w:t>
       </w:r>
     </w:p>
     <w:p>
       <w:pPr>
-        <w:spacing w:before="400"/>
-        <w:jc w:val="center"/>
+        <w:spacing w:after="120" w:before="240"/>
       </w:pPr>
       <w:r>
         <w:rPr>
@@ -1338,7 +1560,7 @@
       <w:headerReference w:type="default" r:id="rId7"/>
       <w:footerReference w:type="default" r:id="rId8"/>
       <w:pgSz w:w="12240" w:h="15840" w:orient="portrait"/>
-      <w:pgMar w:top="1440" w:right="1440" w:bottom="1440" w:left="1440" w:header="708" w:footer="708" w:gutter="0"/>
+      <w:pgMar w:top="1080" w:right="1080" w:bottom="1080" w:left="1080" w:header="708" w:footer="708" w:gutter="0"/>
       <w:pgNumType/>
       <w:docGrid w:linePitch="360"/>
     </w:sectPr>
@@ -1396,7 +1618,7 @@
     <w:r>
       <w:rPr>
         <w:rFonts w:ascii="Arial" w:cs="Arial" w:eastAsia="Arial" w:hAnsi="Arial"/>
-        <w:color w:val="7F7F7F"/>
+        <w:color w:val="808080"/>
         <w:sz w:val="18"/>
         <w:szCs w:val="18"/>
       </w:rPr>
@@ -1405,7 +1627,7 @@
     <w:r>
       <w:rPr>
         <w:rFonts w:ascii="Arial" w:cs="Arial" w:eastAsia="Arial" w:hAnsi="Arial"/>
-        <w:color w:val="7F7F7F"/>
+        <w:color w:val="808080"/>
         <w:sz w:val="18"/>
         <w:szCs w:val="18"/>
       </w:rPr>
@@ -1417,7 +1639,7 @@
     <w:r>
       <w:rPr>
         <w:rFonts w:ascii="Arial" w:cs="Arial" w:eastAsia="Arial" w:hAnsi="Arial"/>
-        <w:color w:val="7F7F7F"/>
+        <w:color w:val="808080"/>
         <w:sz w:val="18"/>
         <w:szCs w:val="18"/>
       </w:rPr>
@@ -1426,7 +1648,7 @@
     <w:r>
       <w:rPr>
         <w:rFonts w:ascii="Arial" w:cs="Arial" w:eastAsia="Arial" w:hAnsi="Arial"/>
-        <w:color w:val="7F7F7F"/>
+        <w:color w:val="808080"/>
         <w:sz w:val="18"/>
         <w:szCs w:val="18"/>
       </w:rPr>
@@ -1485,11 +1707,11 @@
     <w:r>
       <w:rPr>
         <w:rFonts w:ascii="Arial" w:cs="Arial" w:eastAsia="Arial" w:hAnsi="Arial"/>
-        <w:color w:val="7F7F7F"/>
+        <w:color w:val="808080"/>
         <w:sz w:val="18"/>
         <w:szCs w:val="18"/>
       </w:rPr>
-      <w:t xml:space="preserve">Lyra-SDR Install Guide</w:t>
+      <w:t xml:space="preserve">Lyra-SDR — Install Guide for Windows</w:t>
     </w:r>
   </w:p>
 </w:hdr>
@@ -1815,7 +2037,7 @@
     <w:next w:val="Normal"/>
     <w:qFormat/>
     <w:pPr>
-      <w:spacing w:after="140" w:before="280"/>
+      <w:spacing w:after="160" w:before="240"/>
       <w:outlineLvl w:val="0"/>
     </w:pPr>
     <w:rPr>
@@ -1823,8 +2045,8 @@
       <w:b/>
       <w:bCs/>
       <w:color w:val="1F3864"/>
-      <w:sz w:val="32"/>
-      <w:szCs w:val="32"/>
+      <w:sz w:val="36"/>
+      <w:szCs w:val="36"/>
     </w:rPr>
   </w:style>
   <w:style w:type="paragraph" w:styleId="Heading2">
@@ -1833,16 +2055,16 @@
     <w:next w:val="Normal"/>
     <w:qFormat/>
     <w:pPr>
-      <w:spacing w:after="100" w:before="220"/>
+      <w:spacing w:after="140" w:before="220"/>
       <w:outlineLvl w:val="1"/>
     </w:pPr>
     <w:rPr>
       <w:rFonts w:ascii="Arial" w:cs="Arial" w:eastAsia="Arial" w:hAnsi="Arial"/>
       <w:b/>
       <w:bCs/>
-      <w:color w:val="2E5395"/>
-      <w:sz w:val="26"/>
-      <w:szCs w:val="26"/>
+      <w:color w:val="1F3864"/>
+      <w:sz w:val="30"/>
+      <w:szCs w:val="30"/>
     </w:rPr>
   </w:style>
   <w:style w:type="paragraph" w:styleId="Heading3">
@@ -1851,16 +2073,16 @@
     <w:next w:val="Normal"/>
     <w:qFormat/>
     <w:pPr>
-      <w:spacing w:after="80" w:before="180"/>
+      <w:spacing w:after="100" w:before="180"/>
       <w:outlineLvl w:val="2"/>
     </w:pPr>
     <w:rPr>
       <w:rFonts w:ascii="Arial" w:cs="Arial" w:eastAsia="Arial" w:hAnsi="Arial"/>
       <w:b/>
       <w:bCs/>
-      <w:color w:val="404040"/>
-      <w:sz w:val="22"/>
-      <w:szCs w:val="22"/>
+      <w:color w:val="2F5496"/>
+      <w:sz w:val="26"/>
+      <w:szCs w:val="26"/>
     </w:rPr>
   </w:style>
 </w:styles>

--- a/docs/Lyra-SDR-Install-Guide.docx
+++ b/docs/Lyra-SDR-Install-Guide.docx
@@ -43,7 +43,7 @@
         </w:rPr>
         <w:t xml:space="preserve">Repo: </w:t>
       </w:r>
-      <w:hyperlink w:history="1" r:id="rId4abgwbohsba7na9b315jl">
+      <w:hyperlink w:history="1" r:id="rIdrgq_kf6edjd32mx069ikb">
         <w:r>
           <w:rPr>
             <w:rStyle w:val="Hyperlink"/>
@@ -65,7 +65,7 @@
           <w:sz w:val="22"/>
           <w:szCs w:val="22"/>
         </w:rPr>
-        <w:t xml:space="preserve">License: MIT</w:t>
+        <w:t xml:space="preserve">License: GPL v3 or later (since v0.0.6)</w:t>
       </w:r>
     </w:p>
     <w:p>
@@ -78,7 +78,7 @@
           <w:sz w:val="22"/>
           <w:szCs w:val="22"/>
         </w:rPr>
-        <w:t xml:space="preserve">Author: Rick Langford (N8SDR)</w:t>
+        <w:t xml:space="preserve">Authors: Rick Langford (N8SDR), Brent Crier (N9BC), Timmy Davis (KC8TYK)</w:t>
       </w:r>
     </w:p>
     <w:p>
@@ -154,7 +154,7 @@
         </w:rPr>
         <w:t xml:space="preserve">Download from </w:t>
       </w:r>
-      <w:hyperlink w:history="1" r:id="rIdauxgarffli7n7wxw_wqoy">
+      <w:hyperlink w:history="1" r:id="rIdfgjluwtmeiy1-d3wfhjxc">
         <w:r>
           <w:rPr>
             <w:rStyle w:val="Hyperlink"/>
@@ -291,7 +291,7 @@
         </w:rPr>
         <w:t xml:space="preserve">Download from </w:t>
       </w:r>
-      <w:hyperlink w:history="1" r:id="rIdq9fjot4pethlrlznj1gms">
+      <w:hyperlink w:history="1" r:id="rIdnrumv8cf464ra3y8q6-a7">
         <w:r>
           <w:rPr>
             <w:rStyle w:val="Hyperlink"/>
@@ -527,7 +527,7 @@
         </w:rPr>
         <w:t xml:space="preserve">Visit </w:t>
       </w:r>
-      <w:hyperlink w:history="1" r:id="rIdnwmiuy3ew3clbbnlndrbq">
+      <w:hyperlink w:history="1" r:id="rIdfg41ropi6xyyvszs2ybk5">
         <w:r>
           <w:rPr>
             <w:rStyle w:val="Hyperlink"/>
@@ -630,7 +630,7 @@
           <w:sz w:val="22"/>
           <w:szCs w:val="22"/>
         </w:rPr>
-        <w:t xml:space="preserve">In the Lyra-SDR folder:</w:t>
+        <w:t xml:space="preserve">In the Lyra-SDR folder, the easy way:</w:t>
       </w:r>
     </w:p>
     <w:p>
@@ -645,7 +645,7 @@
           <w:sz w:val="20"/>
           <w:szCs w:val="20"/>
         </w:rPr>
-        <w:t xml:space="preserve">pip install PySide6 numpy scipy sounddevice ftd2xx websockets</w:t>
+        <w:t xml:space="preserve">pip install -r requirements.txt</w:t>
       </w:r>
     </w:p>
     <w:p>
@@ -658,7 +658,7 @@
           <w:sz w:val="22"/>
           <w:szCs w:val="22"/>
         </w:rPr>
-        <w:t xml:space="preserve">This downloads about 150 MB of libraries. Takes a minute or two.</w:t>
+        <w:t xml:space="preserve">Pip downloads about 150 MB of libraries. Takes a minute or two.</w:t>
       </w:r>
     </w:p>
     <w:p>
@@ -671,7 +671,7 @@
           <w:sz w:val="22"/>
           <w:szCs w:val="22"/>
         </w:rPr>
-        <w:t xml:space="preserve">If you hit “permission denied” errors, try:</w:t>
+        <w:t xml:space="preserve">If you hit “permission denied” errors:</w:t>
       </w:r>
     </w:p>
     <w:p>
@@ -686,7 +686,7 @@
           <w:sz w:val="20"/>
           <w:szCs w:val="20"/>
         </w:rPr>
-        <w:t xml:space="preserve">pip install --user PySide6 numpy scipy sounddevice ftd2xx websockets</w:t>
+        <w:t xml:space="preserve">pip install --user -r requirements.txt</w:t>
       </w:r>
     </w:p>
     <w:p>
@@ -699,7 +699,7 @@
           <w:sz w:val="22"/>
           <w:szCs w:val="22"/>
         </w:rPr>
-        <w:t xml:space="preserve">If ftd2xx specifically fails, you can skip it — that package is only needed for USB-BCD external linear amplifier control. Most users don’t need it. Run instead:</w:t>
+        <w:t xml:space="preserve">If ftd2xx specifically fails (no FTDI driver on your machine), it’s optional — only needed for USB-BCD external linear-amp control. To install everything else and skip it:</w:t>
       </w:r>
     </w:p>
     <w:p>
@@ -911,6 +911,21 @@
     </w:p>
     <w:p>
       <w:pPr>
+        <w:shd w:fill="F2F2F2" w:color="auto" w:val="clear"/>
+        <w:spacing w:after="60" w:before="60"/>
+        <w:ind w:left="360"/>
+      </w:pPr>
+      <w:r>
+        <w:rPr>
+          <w:rFonts w:ascii="Consolas" w:cs="Consolas" w:eastAsia="Consolas" w:hAnsi="Consolas"/>
+          <w:sz w:val="20"/>
+          <w:szCs w:val="20"/>
+        </w:rPr>
+        <w:t xml:space="preserve">pip install -r requirements.txt</w:t>
+      </w:r>
+    </w:p>
+    <w:p>
+      <w:pPr>
         <w:spacing w:after="120"/>
       </w:pPr>
       <w:r>
@@ -919,7 +934,7 @@
           <w:sz w:val="22"/>
           <w:szCs w:val="22"/>
         </w:rPr>
-        <w:t xml:space="preserve">Done. No re-install needed unless dependencies change (we will call that out in the commit message).</w:t>
+        <w:t xml:space="preserve">The second pip install only matters when dependencies change — it’s a no-op otherwise, so it’s safe to always run after a pull.</w:t>
       </w:r>
     </w:p>
     <w:p>
@@ -1466,7 +1481,7 @@
                 <w:sz w:val="22"/>
                 <w:szCs w:val="22"/>
               </w:rPr>
-              <w:t xml:space="preserve">Switch the “Out” combo on the DSP+Audio panel between AK4951 and PC Soundcard. Most operators use PC Soundcard.</w:t>
+              <w:t xml:space="preserve">Switch the “Out” combo on the DSP+Audio panel between HL2 audio jack and PC Soundcard. Most operators use PC Soundcard.</w:t>
             </w:r>
           </w:p>
         </w:tc>
@@ -1516,7 +1531,7 @@
       <w:pPr>
         <w:spacing w:after="120"/>
       </w:pPr>
-      <w:hyperlink w:history="1" r:id="rIdgquv6cehkm-nqokfonndx">
+      <w:hyperlink w:history="1" r:id="rIdssm2zzscndb_bpw7tzoer">
         <w:r>
           <w:rPr>
             <w:rStyle w:val="Hyperlink"/>
